--- a/example_articles/states/New Jersey/1.states_New Jersey_New_York_Times.docx
+++ b/example_articles/states/New Jersey/1.states_New Jersey_New_York_Times.docx
@@ -27,17 +27,17 @@
     </w:p>
     <w:p>
       <w:r>
-        <w:t>Source File: NYT/41.DOCX</w:t>
+        <w:t>Source file: NYT/41.DOCX</w:t>
       </w:r>
     </w:p>
     <w:p>
       <w:r>
-        <w:t>Raw locations result: ['New Jersey']</w:t>
+        <w:t>Raw locations result, 'locations': ['New Jersey']</w:t>
       </w:r>
     </w:p>
     <w:p>
       <w:r>
-        <w:t>states_stand_flat (Standardized): New Jersey</w:t>
+        <w:t>Standardized locations result, 'states_stand_flat': New Jersey</w:t>
       </w:r>
     </w:p>
     <w:p>

--- a/example_articles/states/New Jersey/1.states_New Jersey_New_York_Times.docx
+++ b/example_articles/states/New Jersey/1.states_New Jersey_New_York_Times.docx
@@ -7,7 +7,7 @@
         <w:pStyle w:val="Heading1"/>
       </w:pPr>
       <w:r>
-        <w:t>Archie Bunker's South African Cousin Has TV Debut</w:t>
+        <w:t>Town Feels Betrayed as Principal Faces Sex Case</w:t>
       </w:r>
     </w:p>
     <w:p>
@@ -17,17 +17,17 @@
     </w:p>
     <w:p>
       <w:r>
-        <w:t>Date: 1990-01-07</w:t>
+        <w:t>Date: 1990-12-17</w:t>
       </w:r>
     </w:p>
     <w:p>
       <w:r>
-        <w:t>Section: Section 1; Part 1, Page 12, Column 3; Foreign Desk</w:t>
+        <w:t>Section: Section B;; Section B; Page 1; Column 2; Metropolitan Desk; Column 2;</w:t>
       </w:r>
     </w:p>
     <w:p>
       <w:r>
-        <w:t>Source file: NYT/41.DOCX</w:t>
+        <w:t>Source file: NYT/46.DOCX</w:t>
       </w:r>
     </w:p>
     <w:p>
@@ -49,45 +49,83 @@
     </w:p>
     <w:p>
       <w:r>
-        <w:t>The plot would seem familiar to American television viewers: an amiable white bigot in a working-class neighborhood finds his complacent prejudices under assault when a family of color moves in next door.</w:t>
+        <w:t>Mr. B. -- everyone's nickname for the principal of the Gilbert Avenue School, Samuel R. Bracigliano -- was always taking snapshots of his pupils and their school activities.</w:t>
         <w:br/>
-        <w:t>The theme, explored years ago in the American situation comedy ''All in the Family,'' has emerged in a South African incarnation, ''People Like Us,'' which premiered on Dec. 23.</w:t>
+        <w:t>Over the years, he photographed the Christmas and Halloween parties, the choruses and plays, the field days and the pupils of the month. The bulletin board was often filled with his pictures. Each June, he had a special treat for sixth graders at their graduation luncheon: slide shows of them in kindergarten, in first grade, in second grade and on through their years at the school.</w:t>
         <w:br/>
-        <w:t>The taping of the 26 half-hour shows was completed in 1987. The series has since been on the shelf at the state-run South African Broadcasting Corporation, which spent 1.7 million rand, currently about $680,000, to make the series but was too nervous to show it until now.</w:t>
+        <w:t>Parents and children were delighted with his picture-taking. The Home and School Association, the school's organization for parents, often donated money for his film.</w:t>
         <w:br/>
-        <w:t>In the interim, John Cundhill, who wrote the series five years ago, emigrated to Australia. The plot is dated by anomalies like houses selling for 32,000 rand, at $13,000 today, a fraction of their current price, and by quips about the old liberal Progressive Federal Party, which died last April when the new Democratic Party was born.</w:t>
+        <w:t>But there were apparently other photos that parents and teachers never knew anything about: photos of young boys at the school taken in the privacy of the principal's office. About 50 of these pictures now form the core of a sex-abuse case against the 48-year-old principal, a well-known and highly respected member of this small working-class community.</w:t>
         <w:br/>
         <w:t xml:space="preserve"> </w:t>
         <w:br/>
-        <w:t>Saturday Night Time Slot</w:t>
+        <w:t>Range of Emotions</w:t>
         <w:br/>
-        <w:t>In the Johannesburg suburb of Mayfair, on which the show's fictitious neighborhood of Randjiesuitsig is said to be based, racial mixing no longer raises eyebrows. And President F. W. de Klerk has embarked on a policy of evolutionary change that includes formal recognition of a handful of multiracial neighbors, despite the existence of legal residential segregation.</w:t>
+        <w:t xml:space="preserve"> While Mr. Bracigliano says he is innocent of any criminal wrongdoing, his arrest has touched off a wide range of emotions.</w:t>
         <w:br/>
-        <w:t>The South African Broadcasting Corporation is showing ''People Like Us'' at 10:25 on Saturday night to avoid inciting or offending whites. The late time slot reportedly was chosen because the majority of viewers at that hour are black, and impressionable children of any race are usually in bed. One television reviewer, Richard McNeill, accused the corporation of cowardice and said the series should be shown on prime time weekdays so more whites would watch it.</w:t>
+        <w:t>Many people are angry. Two bricks have been thrown through the picture window of the modest Cape Cod house he shares withhis mother.</w:t>
         <w:br/>
-        <w:t>South Africa's answer to Archie Bunker is Barney Bosman, a municipal building inspector who argues that just as antelopes stick to antelopes and giraffes to giraffes, so people should not deviate from their own kind. Barney, played by Michael Brunner, does not confine his intolerance to non-whites; he does not like Jews, Portuguese and Greeks either. And his insistence that a lioness does not attempt a lion's work makes clear where he stands on feminism.</w:t>
+        <w:t>Some residents are stunned. For 24 years Mr. Bracigliano was a member, and most recently chairman, of Elmwood Park's Juvenile Conference Committee, a branch of the Family Court system that deals with teen-agers arrested for minor scrapes with the law. After his arrest, he was dismissed from the committee.</w:t>
         <w:br/>
-        <w:t>''A lot of things have changed since Dr. Vorster,'' Barney Bosman tells his son-in-law, Biff Britz, alluding to John Vorster, South Africa's Prime Minister in the heyday of apartheid. ''But that's not to say we can't change them back again.''</w:t>
+        <w:t>He was also a children's religious instructor for 25 years at St. Leo's Roman Catholic Church here, before resigning three years ago. Often he attended boys' baseball and basketball games and wrestling matches.</w:t>
+        <w:br/>
+        <w:t>Parents are indignant about what they consider a betrayal of their and their children's trust, and a lack of suspicion in the school. "Where were the teachers when these kids just kept shuffling in and out of classrooms at his beckon?" asked one mother who said her son had been photographed.</w:t>
+        <w:br/>
+        <w:t>Others fret about their own lack of suspicions and about whether the pictures have been widely distributed.</w:t>
+        <w:br/>
+        <w:t>Authorities executing a search warrant seized the pictures from Mr. Bracigliano's home on Nov. 29, shortly after a father complained to the police about a pose that his son had described to him, said the Bergen County Prosecutor, John J. Fahy.</w:t>
+        <w:br/>
+        <w:t>Commercially produced videotapes of naked youths were also found in the house, Mr. Fahy said. None of the videos involved boys at the Gilbert Avenue School, he said.</w:t>
+        <w:br/>
+        <w:t>Mr. Fahy has refused to describe the pictures other than by saying that they depict "provocative positions." But law-enforcement officials and parents who have identified their sons in the photos say most are of boys, usually fully dressed, with their legs spread apart. A common pose is of a boy sitting with his feet propped on Mr. Bracigliano's desk.</w:t>
+        <w:br/>
+        <w:t>One shows a youth in gym shorts with his legs spread and his genitals visible under the shorts, authorities said. Another photo is an enlargement focused on the boy's genitals, authorities said.</w:t>
+        <w:br/>
+        <w:t>Mr. Bracigliano has been charged with seven counts of endangering the welfare of a minor and one count of official misconduct in connection with the photos.</w:t>
         <w:br/>
         <w:t xml:space="preserve"> </w:t>
         <w:br/>
-        <w:t>A Mixed-Race Doctor</w:t>
+        <w:t>Lawyer's Statement</w:t>
         <w:br/>
-        <w:t>But Barney's life is changed when Glen Kinnear, a white upper-class property developer, renames the neighborhood Honeysuckle Heights to lure Johannesburg yuppies and begins buying up houses. The developer, who runs short of cash, sells his own house in the wealthy northern suburb of Bryanston and moves in next to the Bosmans in Randjiesuitsig, to the mortification of his snobbish wife, Tessa. ''I saw a woman on the street with her hair in curlers,'' she says of their new Afrikaner neighbors. ''Imagine the accents.''</w:t>
+        <w:t xml:space="preserve"> In addition, he has been charged with seven counts of sexual assault for touching the penis of an 8-year-old and the buttocks of six other boys, aged 9 to 12, according to complaints filed by Mr. Fahy.</w:t>
         <w:br/>
-        <w:t>Biff Britz, who lives with his father-in-law, quietly buys the other house next door, and resells it to Ben Paulsen, a mixed-race doctor. Dr. Paulsen and his wife are implausibly upscale - she owns a fashion boutique - but his surly kid brother, Russell, on probation for car theft, readily stoops to the occasion with Barney.</w:t>
+        <w:t>He has been suspended with pay from his job and is free on $50,000 bail pending grand jury action.</w:t>
         <w:br/>
-        <w:t>The characters include a British immigrant couple who moved to South Africa, they announced, ''to get away from the blacks.'' But the series gives short shrift to the country's black majority. The only blacks in the first two episodes walked on as construction workers and a gardener.</w:t>
+        <w:t>In a statement issued by his lawyer, Mark Treacy, after his arraignment on Dec. 7, Mr. Bracigliano denied "ever touching the genitals of any student, past or present." He also denied making what the statement called a "bad touch" to the buttocks of any child. Mr. Treacy said the term meant a touch made with criminal intent or for sexual gratification.</w:t>
         <w:br/>
-        <w:t>Yet ''People Like Us'' conveys with some poignancy the desperation of mixed-race South Africans who yearn for the things whites take for granted. ''I want to own a house, Ben,'' pleads Dr. Paulsen's wife, despite the fear that Randjiesuitsig will not welcome them.</w:t>
+        <w:t>The lawyer said Mr. Bracigliano had often touched boys on the buttocks, much the way a coach pats a player or a father taps a son for doing a good job.</w:t>
+        <w:br/>
+        <w:t>"Mr. B," the statement said, "has always cared deeply for his students and cares particularly for those who have had problems at home. Mr. B. never preyed on any troubled child, but in fact has prayed for those troubled children, in particular."</w:t>
+        <w:br/>
+        <w:t>The statement said nothing about the photographs.</w:t>
         <w:br/>
         <w:t xml:space="preserve"> </w:t>
         <w:br/>
-        <w:t>Abusive Phone Calls to Actors</w:t>
+        <w:t>'Some Funny Pictures'</w:t>
         <w:br/>
-        <w:t>Though ''People Like Us'' confronts racism on tiptoe, Tanya Logan, who plays Barney's liberated tomboy daughter, Barbie, said in a newspaper interview that she and her husband had received dozens of abusive telephone calls, and the other actors have braced for a backlash. But they said they considered the series relevant for South Africa.</w:t>
+        <w:t xml:space="preserve"> Linda Dudziak, who said her son was among those photographed last spring, said she believed that Mr. Bracigliano's "good rapport" with the students and his penchant for taking snapshots in school eroded any inhibitions that boys might have had about being photographed in the office.</w:t>
         <w:br/>
-        <w:t>''It is not a series that hammers any messages or that will radically alter anyone's viewpoint, but rather tries to show that change doesn't signify the end of the world,'' Gray Hofmeyr, the director, said in an interview with The Johannesburg Star newspaper. ''It's a series that will develop the ability of South Africans to laugh at themselves.''</w:t>
+        <w:t>"I don't think he ever threatened or badgered," she said. "I don't know how he got my son to do it. He just said he wanted to take some funny pictures. That was basically it."</w:t>
+        <w:br/>
+        <w:t>As Mr. Fahy prepares the case for a grand jury, Mr. Bracigliano's supporters are trying to generate a letter-writing campaign for him, Mr. Treacy said.</w:t>
+        <w:br/>
+        <w:t>"Friends are trying to get parents and get teachers and former students who remember him fondly," he said.</w:t>
+        <w:br/>
+        <w:t>Mr. Treacy also said he was considering applying to Mr. Fahy's office to admit Mr. Bracigliano into New Jersey's pre-trial intervention program for first offenders.</w:t>
+        <w:br/>
+        <w:t>Suspects accepted for this program forgo a trial and enter a supervised probation-like program of counseling, rehabilitation and community service for a specified period of time. If the suspect successfully completes all terms of the program, all criminal charges are dismissed.</w:t>
+        <w:br/>
+        <w:t>Mr. Treacy said pre-trial intervention generally is not open to suspects facing charges as serious as Mr. Bracigliano's.</w:t>
+        <w:br/>
+        <w:t>Mr. Fahy, the prosecutor, said he had not received an application. "I think it's unlikely he will be admitted," he said.</w:t>
+        <w:br/>
+        <w:br/>
+        <w:t>Graphic</w:t>
+        <w:br/>
+        <w:br/>
+        <w:t xml:space="preserve"> </w:t>
+        <w:br/>
+        <w:t>Map: Map of New Jersey showing location of Elmwood Park. (Pg. 4)</w:t>
       </w:r>
     </w:p>
     <w:sectPr>

--- a/example_articles/states/New Jersey/1.states_New Jersey_New_York_Times.docx
+++ b/example_articles/states/New Jersey/1.states_New Jersey_New_York_Times.docx
@@ -7,7 +7,7 @@
         <w:pStyle w:val="Heading1"/>
       </w:pPr>
       <w:r>
-        <w:t>Town Feels Betrayed as Principal Faces Sex Case</w:t>
+        <w:t>Before the Downfall Of a Connecticut Priest, A Taste of the Good Life - Correction Appended</w:t>
       </w:r>
     </w:p>
     <w:p>
@@ -17,17 +17,17 @@
     </w:p>
     <w:p>
       <w:r>
-        <w:t>Date: 1990-12-17</w:t>
+        <w:t>Date: 2006-07-09</w:t>
       </w:r>
     </w:p>
     <w:p>
       <w:r>
-        <w:t>Section: Section B;; Section B; Page 1; Column 2; Metropolitan Desk; Column 2;</w:t>
+        <w:t>Section: Section 1; Column 3; Metropolitan Desk; Second Front; Pg. 19</w:t>
       </w:r>
     </w:p>
     <w:p>
       <w:r>
-        <w:t>Source file: NYT/46.DOCX</w:t>
+        <w:t>Source file: NYT/48.DOCX</w:t>
       </w:r>
     </w:p>
     <w:p>
@@ -49,75 +49,103 @@
     </w:p>
     <w:p>
       <w:r>
-        <w:t>Mr. B. -- everyone's nickname for the principal of the Gilbert Avenue School, Samuel R. Bracigliano -- was always taking snapshots of his pupils and their school activities.</w:t>
+        <w:t>The Rev. Michael Jude Fay had his hair highlighted each spring at a local salon at prices of $85 or more, his hairdresser said. His vacation getaway was an ocean-view condominium in Florida that he owned with a close friend from Philadelphia. And he repeatedly spent thousands of dollars on luggage, jewelry and designer clothes, even though his salary was a modest $28,000 a year.</w:t>
         <w:br/>
-        <w:t>Over the years, he photographed the Christmas and Halloween parties, the choruses and plays, the field days and the pupils of the month. The bulletin board was often filled with his pictures. Each June, he had a special treat for sixth graders at their graduation luncheon: slide shows of them in kindergarten, in first grade, in second grade and on through their years at the school.</w:t>
+        <w:t xml:space="preserve">  To many of his parishioners at St. John Roman Catholic Church in Darien, Father Fay's lavish ways came as a shock nearly two months ago when the Diocese of Bridgeport demanded his resignation because of questions about his suitability for the priesthood, his lifestyle and his financial stewardship of the church.</w:t>
         <w:br/>
-        <w:t>Parents and children were delighted with his picture-taking. The Home and School Association, the school's organization for parents, often donated money for his film.</w:t>
+        <w:t>To those parishioners, he was the dutiful son of a New Jersey police officer and an advocate for the poor in wealthy Fairfield County. At times aloof, he was also sensitive in dealing with grief-stricken parishioners and showed flair in producing Broadway-style plays with local talent.</w:t>
         <w:br/>
-        <w:t>But there were apparently other photos that parents and teachers never knew anything about: photos of young boys at the school taken in the privacy of the principal's office. About 50 of these pictures now form the core of a sex-abuse case against the 48-year-old principal, a well-known and highly respected member of this small working-class community.</w:t>
+        <w:t xml:space="preserve">  ''People loved him,'' said Richard Manegio, a Darien businessman whose ex-wife relied on Father Fay when she was battling cancer.</w:t>
         <w:br/>
-        <w:t xml:space="preserve"> </w:t>
+        <w:t xml:space="preserve">  But a handful of parishioners, current and former employees and local merchants had nursed suspicions for years about the longtime pastor. In interviews, they -- and investigators, lawyers and church officials who came into the case more recently -- said Father Fay's taste for the gilded life seemed to have spun out of control in recent years. </w:t>
         <w:br/>
-        <w:t>Range of Emotions</w:t>
+        <w:t xml:space="preserve">  ''He was the most high-class priest I've ever seen,'' said Frank Colandro, the owner of a deli across the street from the church, mentioning Father Fay's expensive-looking shoes and watches. And the more Father Fay spent, his critics say, the more autocratic and secretive he became about the church's finances.</w:t>
         <w:br/>
-        <w:t xml:space="preserve"> While Mr. Bracigliano says he is innocent of any criminal wrongdoing, his arrest has touched off a wide range of emotions.</w:t>
+        <w:t xml:space="preserve">  Parishioners say there were warning signs about his spending, such as a black-tie bash he threw for himself at the Pierre Hotel, one of the premier hotels in Manhattan, in May 2003 to commemorate his 25th anniversary in the priesthood. But the Bridgeport Diocese did not pressure him to step aside until this year, after private investigators hired by the parish's bookkeeper and associate pastor documented at least $200,000 in questionable spending by Father Fay.</w:t>
         <w:br/>
-        <w:t>Many people are angry. Two bricks have been thrown through the picture window of the modest Cape Cod house he shares withhis mother.</w:t>
+        <w:t xml:space="preserve">  Now, F.B.I. agents are investigating his case, and parish officials have been passing the plate at services with extra pleas for offerings to ease the parish's debt load. </w:t>
         <w:br/>
-        <w:t>Some residents are stunned. For 24 years Mr. Bracigliano was a member, and most recently chairman, of Elmwood Park's Juvenile Conference Committee, a branch of the Family Court system that deals with teen-agers arrested for minor scrapes with the law. After his arrest, he was dismissed from the committee.</w:t>
+        <w:t xml:space="preserve">  The diocese, which violated its own policy by not auditing the parish's finances for more than five years, has said it will not comment on Father Fay until its own investigation is done. </w:t>
         <w:br/>
-        <w:t>He was also a children's religious instructor for 25 years at St. Leo's Roman Catholic Church here, before resigning three years ago. Often he attended boys' baseball and basketball games and wrestling matches.</w:t>
+        <w:t xml:space="preserve">  Father Fay has not commented publicly, nor have the two lawyers who have told investigators they represent him. Attempts to obtain a comment from Father Fay were unsuccessful.</w:t>
         <w:br/>
-        <w:t>Parents are indignant about what they consider a betrayal of their and their children's trust, and a lack of suspicion in the school. "Where were the teachers when these kids just kept shuffling in and out of classrooms at his beckon?" asked one mother who said her son had been photographed.</w:t>
+        <w:t xml:space="preserve">  His 85-year-old mother, Mildred Fay, said in a brief interview, ''He's a wonderful person, and he's been wrongly accused.'' </w:t>
         <w:br/>
-        <w:t>Others fret about their own lack of suspicions and about whether the pictures have been widely distributed.</w:t>
+        <w:t xml:space="preserve">  Even people who thought they knew him well now say Father Fay, 55, has become a riddle to them. ''This is a shock,'' said Ken Bruno, a building inspector in Palisades Park, N.J., whose children were confirmed by Father Fay about eight years ago. ''I'm still trying to make sense of it.''</w:t>
         <w:br/>
-        <w:t>Authorities executing a search warrant seized the pictures from Mr. Bracigliano's home on Nov. 29, shortly after a father complained to the police about a pose that his son had described to him, said the Bergen County Prosecutor, John J. Fahy.</w:t>
+        <w:t xml:space="preserve">  Father Fay's story begins in Palisades Park, a tight-knit, working-class town that barely covers one square mile. His father, Martin Terrance Fay, was a co-captain of the football team at St. Cecilia High School in Englewood, N.J., just as a new assistant coach, Vince Lombardi, was taking the team to new heights. </w:t>
         <w:br/>
-        <w:t>Commercially produced videotapes of naked youths were also found in the house, Mr. Fahy said. None of the videos involved boys at the Gilbert Avenue School, he said.</w:t>
+        <w:t xml:space="preserve">  Martin Fay served in the Marine Corps during World War II and played minor-league football briefly until an injury sidelined him. Joining the Palisades Park police force in 1946, he ultimately became its chief. And when he died 10 years ago, the borough mourned, according to Frank A. Patti, a mortician who doubled until recently as the town historian. </w:t>
         <w:br/>
-        <w:t>Mr. Fahy has refused to describe the pictures other than by saying that they depict "provocative positions." But law-enforcement officials and parents who have identified their sons in the photos say most are of boys, usually fully dressed, with their legs spread apart. A common pose is of a boy sitting with his feet propped on Mr. Bracigliano's desk.</w:t>
+        <w:t xml:space="preserve">  Father Fay ''comes from good stock,'' Mr. Patti said.</w:t>
         <w:br/>
-        <w:t>One shows a youth in gym shorts with his legs spread and his genitals visible under the shorts, authorities said. Another photo is an enlargement focused on the boy's genitals, authorities said.</w:t>
+        <w:t xml:space="preserve">  Michael James Fay, the third of the Fays' five children, attended the local parish school, was active in Catholic youth organizations and appeared in a school play.</w:t>
         <w:br/>
-        <w:t>Mr. Bracigliano has been charged with seven counts of endangering the welfare of a minor and one count of official misconduct in connection with the photos.</w:t>
+        <w:t xml:space="preserve">  None of Father Fay's siblings responded to requests for interviews.</w:t>
         <w:br/>
-        <w:t xml:space="preserve"> </w:t>
+        <w:t xml:space="preserve">  After a stint at St. Francis University in Loretto, Pa., he earned a degree from St. Mary's Seminary in Baltimore in 1977, adopted the middle name Jude and earned a Master of Arts degree in 1986 from Manhattan College, according to school records.</w:t>
         <w:br/>
-        <w:t>Lawyer's Statement</w:t>
+        <w:t xml:space="preserve">  After being ordained in 1978, he worked as parochial vicar at some of Connecticut's most prosperous parishes, including St. Paul in Greenwich and St. Aloysius in New Canaan.</w:t>
         <w:br/>
-        <w:t xml:space="preserve"> In addition, he has been charged with seven counts of sexual assault for touching the penis of an 8-year-old and the buttocks of six other boys, aged 9 to 12, according to complaints filed by Mr. Fahy.</w:t>
+        <w:t xml:space="preserve">  In 1991, he was put in charge of another wealthy parish, St. John, Darien's oldest Roman Catholic church. Parishioners say he urged them to show compassion to the needy, and they obliged by putting $10,000 or more a week into the church's collection baskets. </w:t>
         <w:br/>
-        <w:t>He has been suspended with pay from his job and is free on $50,000 bail pending grand jury action.</w:t>
+        <w:t xml:space="preserve">  Parishioners also appreciated the spirited theatrical productions he helped direct at the church, including ''Nunsense,'' ''Guys and Dolls'' and ''Fiddler on the Roof.''</w:t>
         <w:br/>
-        <w:t>In a statement issued by his lawyer, Mark Treacy, after his arraignment on Dec. 7, Mr. Bracigliano denied "ever touching the genitals of any student, past or present." He also denied making what the statement called a "bad touch" to the buttocks of any child. Mr. Treacy said the term meant a touch made with criminal intent or for sexual gratification.</w:t>
+        <w:t xml:space="preserve">  Starting in 2000, Father Fay's star seemed to rise. Sacred Heart University honored him for community service in 2002, and the Bridgeport Diocese appointed him to a sexual misconduct review board that year.</w:t>
         <w:br/>
-        <w:t>The lawyer said Mr. Bracigliano had often touched boys on the buttocks, much the way a coach pats a player or a father taps a son for doing a good job.</w:t>
+        <w:t xml:space="preserve">  For all his outward success, it was evident that Father Fay had an appetite for little luxuries, such as the blond highlights his Darien hairdresser said he put in his hair.</w:t>
         <w:br/>
-        <w:t>"Mr. B," the statement said, "has always cared deeply for his students and cares particularly for those who have had problems at home. Mr. B. never preyed on any troubled child, but in fact has prayed for those troubled children, in particular."</w:t>
+        <w:t xml:space="preserve">  A small bridal shower he threw for a Sunday school teacher had a three-piece combo and jaw-dropping flower arrangements, a person who attended said.</w:t>
         <w:br/>
-        <w:t>The statement said nothing about the photographs.</w:t>
+        <w:t xml:space="preserve">  Parishioners said he spent thousands of dollars sprucing up the church and expanding the house where the priests lived. When one parent questioned the cost of a tapestry, Father Fay cut her off by saying, ''What makes you think it wasn't a gift?'' said Regina Damanti, a parishioner who heard the exchange.</w:t>
         <w:br/>
-        <w:t xml:space="preserve"> </w:t>
+        <w:t xml:space="preserve">  Investigators say that friends and family of Father Fay seemed to receive special privileges or favors from the parish. For instance, the church paid last fall to fly another priest from Baltimore to Fort Lauderdale, Fla., where Father Fay owns a condominium, parish records show.</w:t>
         <w:br/>
-        <w:t>'Some Funny Pictures'</w:t>
+        <w:t xml:space="preserve">  Father Fay also asked the church's caretaker to paint his mother's home in New Jersey and to repair the bungalow he once owned in western Connecticut, on church time, the investigators said.</w:t>
         <w:br/>
-        <w:t xml:space="preserve"> Linda Dudziak, who said her son was among those photographed last spring, said she believed that Mr. Bracigliano's "good rapport" with the students and his penchant for taking snapshots in school eroded any inhibitions that boys might have had about being photographed in the office.</w:t>
+        <w:t xml:space="preserve">  Ellen Patafio, who was the parish's secretary from November 2004 until she quit in February, said Father Fay ''really changed a lot over the time I worked there.'' </w:t>
         <w:br/>
-        <w:t>"I don't think he ever threatened or badgered," she said. "I don't know how he got my son to do it. He just said he wanted to take some funny pictures. That was basically it."</w:t>
+        <w:t xml:space="preserve">  Parishioners would call the office, wanting to discuss their problems with the priest, she said, and ''every time Jude would get on the phone, he'd roll his eyes.''</w:t>
         <w:br/>
-        <w:t>As Mr. Fahy prepares the case for a grand jury, Mr. Bracigliano's supporters are trying to generate a letter-writing campaign for him, Mr. Treacy said.</w:t>
+        <w:t xml:space="preserve">  Over time, she and others said, they noticed that he left more of the pastoral work to his parochial vicar, the Rev. Michael J. Madden.</w:t>
         <w:br/>
-        <w:t>"Friends are trying to get parents and get teachers and former students who remember him fondly," he said.</w:t>
+        <w:t xml:space="preserve">  Father Fay learned he had prostate cancer, but Ms. Patafio and other parishioners said he cited problems from the cancer to avoid duties he disliked. He called it playing his ''cancer card,'' they said.</w:t>
         <w:br/>
-        <w:t>Mr. Treacy also said he was considering applying to Mr. Fahy's office to admit Mr. Bracigliano into New Jersey's pre-trial intervention program for first offenders.</w:t>
+        <w:t xml:space="preserve">  Bishop William E. Lori of Bridgeport told a recent gathering of parishioners that he may have given Father Fay latitude because he assumed the priest was in dire health. The severity of Father Fay's cancer problems is not known. </w:t>
         <w:br/>
-        <w:t>Suspects accepted for this program forgo a trial and enter a supervised probation-like program of counseling, rehabilitation and community service for a specified period of time. If the suspect successfully completes all terms of the program, all criminal charges are dismissed.</w:t>
+        <w:t xml:space="preserve">  Father Fay did not relinquish his tight control over the church's finances, however, according to accounts provided by Ms. Patafio; the church's bookkeeper, Bethany D'Erario; her lawyer, Mickey Sherman; and the investigators she and Father Madden hired in May to look into possible improprieties at the church.</w:t>
         <w:br/>
-        <w:t>Mr. Treacy said pre-trial intervention generally is not open to suspects facing charges as serious as Mr. Bracigliano's.</w:t>
+        <w:t xml:space="preserve">  Father Fay typically kept donations to the church in his desk drawer instead of promptly depositing them in the church's bank account, making it difficult to track how the funds were used, said Vito Colucci Jr., one of the investigators hired by Father Madden. </w:t>
         <w:br/>
-        <w:t>Mr. Fahy, the prosecutor, said he had not received an application. "I think it's unlikely he will be admitted," he said.</w:t>
+        <w:t xml:space="preserve">  In recent years, Father Fay also picked the members of the church's lay boards rather than let parishioners cast ballots, as they once did. None of the members of the parish's finance council returned calls seeking comment.</w:t>
+        <w:br/>
+        <w:t xml:space="preserve">  At least one member of the finance council, William Besgen, attended the black-tie event that Father Fay had at the Pierre Hotel in 2003, according to a seating list and Mr. Besgen's lawyer.</w:t>
+        <w:br/>
+        <w:t xml:space="preserve">  In the spring of 2005, Father Fay and his friend from Philadelphia, Cliff Fantini, a wedding consultant, jointly bought a $449,100 condo in Fort Lauderdale, property records show. Furnishings and monthly cable bills were charged to the parish, church records show. </w:t>
+        <w:br/>
+        <w:t xml:space="preserve">  The two men are also listed as tenants of a luxury apartment on East 63rd Street in Manhattan, the building's staff said. Mr. Fantini, known professionally as Cliff Martell, also stayed at the rectory for extended periods, Ms. Patafio said. </w:t>
+        <w:br/>
+        <w:t xml:space="preserve">  Ms. Patafio said Father Fay showered gifts, meals and trips on Mr. Fantini. ''Jude was always chasing after him,'' she said. </w:t>
+        <w:br/>
+        <w:t xml:space="preserve">  Mr. Fantini did not respond to multiple messages left at his home. </w:t>
+        <w:br/>
+        <w:t xml:space="preserve">  In April, the bookkeeper and Father Madden took their concerns to the diocese. Father Fay appeared before the bishop on May 9 to respond to the allegations but left without being relieved of his duties.</w:t>
+        <w:br/>
+        <w:t xml:space="preserve">  Frustrated, the bookkeeper and Father Madden asked Mr. Colucci and Wendy Kleinknecht, another investigator, to review records the bookkeeper had copied. On May 17, the investigators took their findings to the Darien police. The bishop asked Father Fay to resign and to leave the premises that same day. </w:t>
+        <w:br/>
+        <w:t xml:space="preserve">  Parishioners say they have not seen him since, although his sister Kathleen showed up recently to retrieve his personal belongings, including a cabinet full of Waterford crystal he left behind.</w:t>
+        <w:br/>
+        <w:br/>
+        <w:br/>
+        <w:t>http://www.nytimes.com</w:t>
+        <w:br/>
+        <w:t>Correction</w:t>
+        <w:br/>
+        <w:br/>
+        <w:br/>
+        <w:t>A picture caption on Sunday about a Roman Catholic priest in Darien, Conn., who is under federal investigation in connection with allegations that he misused church funds, misspelled his surname at one point in some copies. He is the Rev. Michael Jude Fay, not Faye.</w:t>
+        <w:br/>
+        <w:t>Correction-Date: July 11, 2006</w:t>
         <w:br/>
         <w:br/>
         <w:t>Graphic</w:t>
@@ -125,7 +153,11 @@
         <w:br/>
         <w:t xml:space="preserve"> </w:t>
         <w:br/>
-        <w:t>Map: Map of New Jersey showing location of Elmwood Park. (Pg. 4)</w:t>
+        <w:t>Photos: The Rev. Michael Jude Fay, in red shirt, and Cliff Fantini bought a condo at this Fort Lauderdale building together. Below, Father Fay in Darien, Conn., in 1994. (Photo by Tom Ryan/The Advocate)</w:t>
+        <w:br/>
+        <w:t>(Photo by Barbara P. Fernandez for The New York Times)(pg. 19)</w:t>
+        <w:br/>
+        <w:t xml:space="preserve"> Congregants leaving Sunday Mass at St. John Roman Catholic Church in Darien, Conn. (Photo by Douglas Healey for The New York Times)(pg. 20)</w:t>
       </w:r>
     </w:p>
     <w:sectPr>
